--- a/src/static/CV.docx
+++ b/src/static/CV.docx
@@ -2764,6 +2764,14 @@
                 <w:szCs w:val="24"/>
               </w:rPr>
               <w:t>Numpy, Pandas, Sklearn, Pytorch, Tensorflow 2, NetworkX, ML.NET, Weka</w:t>
+            </w:r>
+            <w:r>
+              <w:rPr>
+                <w:rFonts w:ascii="Palatino Linotype" w:hAnsi="Palatino Linotype"/>
+                <w:sz w:val="24"/>
+                <w:szCs w:val="24"/>
+              </w:rPr>
+              <w:t>, Stable Baselines</w:t>
             </w:r>
           </w:p>
           <w:p>
@@ -3698,17 +3706,6 @@
             <w:pPr>
               <w:bidi w:val="0"/>
               <w:spacing w:line="240" w:lineRule="auto"/>
-              <w:rPr>
-                <w:rFonts w:ascii="Palatino Linotype" w:hAnsi="Palatino Linotype"/>
-                <w:sz w:val="24"/>
-                <w:szCs w:val="24"/>
-              </w:rPr>
-            </w:pPr>
-          </w:p>
-          <w:p>
-            <w:pPr>
-              <w:bidi w:val="0"/>
-              <w:spacing w:line="240" w:lineRule="auto"/>
               <w:jc w:val="both"/>
               <w:rPr>
                 <w:rFonts w:ascii="Yekan" w:hAnsi="Yekan"/>
@@ -4010,18 +4007,17 @@
               <w:bidi w:val="0"/>
               <w:spacing w:line="240" w:lineRule="auto"/>
               <w:rPr>
-                <w:rFonts w:ascii="Palatino Linotype" w:hAnsi="Palatino Linotype"/>
-                <w:sz w:val="32"/>
-                <w:szCs w:val="32"/>
-              </w:rPr>
-            </w:pPr>
-            <w:r>
-              <w:rPr>
                 <w:rFonts w:ascii="Yekan" w:hAnsi="Yekan"/>
                 <w:color w:val="242729"/>
                 <w:shd w:val="clear" w:color="auto" w:fill="FFFFFF"/>
               </w:rPr>
-              <w:lastRenderedPageBreak/>
+            </w:pPr>
+            <w:r>
+              <w:rPr>
+                <w:rFonts w:ascii="Yekan" w:hAnsi="Yekan"/>
+                <w:color w:val="242729"/>
+                <w:shd w:val="clear" w:color="auto" w:fill="FFFFFF"/>
+              </w:rPr>
               <w:t>phone: +98-(911) 217 4353.</w:t>
             </w:r>
           </w:p>
